--- a/export/docx/upstream/43_CHANGELOG.docx
+++ b/export/docx/upstream/43_CHANGELOG.docx
@@ -52,6 +52,34 @@
           <w:b w:val="0"/>
         </w:rPr>
         <w:t>: 0.1.0 → v1.2</w:t>
+      </w:r>
+    </w:p>
+    <w:p>
+      <w:pPr>
+        <w:pStyle w:val="Heading2"/>
+      </w:pPr>
+      <w:r>
+        <w:t>2026-10-26 09:50 · v1.2 (4222b8c)</w:t>
+      </w:r>
+    </w:p>
+    <w:p>
+      <w:pPr>
+        <w:pStyle w:val="ListBullet"/>
+        <w:ind w:left="360"/>
+      </w:pPr>
+      <w:r>
+        <w:rPr>
+          <w:rFonts w:ascii="Consolas" w:hAnsi="Consolas"/>
+          <w:b w:val="0"/>
+          <w:sz w:val="19"/>
+        </w:rPr>
+        <w:t>commit</w:t>
+      </w:r>
+      <w:r>
+        <w:rPr>
+          <w:b w:val="0"/>
+        </w:rPr>
+        <w:t>: 3aaa840 → 4222b8c</w:t>
       </w:r>
     </w:p>
     <w:sectPr>
